--- a/recursos/ANM_846234-2020_nota_analise.docx
+++ b/recursos/ANM_846234-2020_nota_analise.docx
@@ -647,22 +647,7 @@
                 <w:b w:val="0"/>
                 <w:sz w:val="18"/>
               </w:rPr>
-              <w:t xml:space="preserve">Estão citadas de memória e marcadas como </w:t>
-            </w:r>
-            <w:r>
-              <w:rPr>
-                <w:b/>
-                <w:sz w:val="18"/>
-                <w:highlight w:val="yellow"/>
-              </w:rPr>
-              <w:t>[CONFERIR EMENTA]</w:t>
-            </w:r>
-            <w:r>
-              <w:rPr>
-                <w:b w:val="0"/>
-                <w:sz w:val="18"/>
-              </w:rPr>
-              <w:t>.</w:t>
+              <w:t>Conferidas por pesquisa: as atribuições das frases estavam trocadas e foram corrigidas. Falta só confirmar a data de publicação do REsp 594.832/RO.</w:t>
             </w:r>
           </w:p>
         </w:tc>
